--- a/Templates/Залог/Реализация/Реализация ВКЛ Залог.docx
+++ b/Templates/Залог/Реализация/Реализация ВКЛ Залог.docx
@@ -495,8 +495,6 @@
         </w:rPr>
         <w:t xml:space="preserve"> суда Ростовской области от [7] </w:t>
       </w:r>
-      <w:bookmarkStart w:id="0" w:name="_GoBack"/>
-      <w:bookmarkEnd w:id="0"/>
       <w:r>
         <w:rPr>
           <w:rFonts w:ascii="Times New Roman" w:eastAsia="Times New Roman" w:hAnsi="Times New Roman" w:cs="Times New Roman"/>
@@ -621,18 +619,29 @@
         <w:jc w:val="both"/>
         <w:rPr>
           <w:rFonts w:ascii="Times New Roman" w:hAnsi="Times New Roman" w:cs="Times New Roman"/>
+          <w:highlight w:val="green"/>
         </w:rPr>
       </w:pPr>
       <w:r>
         <w:rPr>
           <w:rFonts w:ascii="Times New Roman" w:hAnsi="Times New Roman" w:cs="Times New Roman"/>
+          <w:highlight w:val="green"/>
         </w:rPr>
-        <w:t xml:space="preserve">В обоснование заявленных требований кредитор указал, что [989] и [2.1] (далее – должник) заключили кредитный договор от [100] № [110], кредитный договор от [101] № [111], кредитный договор от [102] № [112], кредитный договор от [103] № [113], кредитный договор от [104] № [114], договор поручительства </w:t>
+        <w:t xml:space="preserve">В обоснование заявленных требований кредитор указал, что [989] и [2.1] (далее – должник) заключили кредитный договор </w:t>
+      </w:r>
+      <w:bookmarkStart w:id="0" w:name="_GoBack"/>
+      <w:r>
+        <w:rPr>
+          <w:rFonts w:ascii="Times New Roman" w:hAnsi="Times New Roman" w:cs="Times New Roman"/>
+          <w:highlight w:val="green"/>
+        </w:rPr>
+        <w:t xml:space="preserve">от [100] № [110], кредитный договор от [101] № [111], кредитный договор от [102] № [112], кредитный договор от [103] № [113], кредитный договор от [104] № [114], договор поручительства </w:t>
       </w:r>
       <w:proofErr w:type="gramStart"/>
       <w:r>
         <w:rPr>
           <w:rFonts w:ascii="Times New Roman" w:hAnsi="Times New Roman" w:cs="Times New Roman"/>
+          <w:highlight w:val="green"/>
         </w:rPr>
         <w:t>от</w:t>
       </w:r>
@@ -640,9 +649,11 @@
       <w:r>
         <w:rPr>
           <w:rFonts w:ascii="Times New Roman" w:hAnsi="Times New Roman" w:cs="Times New Roman"/>
+          <w:highlight w:val="green"/>
         </w:rPr>
         <w:t xml:space="preserve"> [105] № [115] [992].</w:t>
       </w:r>
+      <w:bookmarkEnd w:id="0"/>
     </w:p>
     <w:p>
       <w:pPr>
@@ -656,30 +667,49 @@
       <w:r>
         <w:rPr>
           <w:rFonts w:ascii="Times New Roman" w:eastAsia="Times New Roman" w:hAnsi="Times New Roman" w:cs="Times New Roman"/>
+          <w:highlight w:val="green"/>
         </w:rPr>
         <w:t>В обеспечение обязательств по кредитному договору с [2</w:t>
       </w:r>
       <w:r>
         <w:rPr>
           <w:rFonts w:ascii="Times New Roman" w:eastAsia="Times New Roman" w:hAnsi="Times New Roman" w:cs="Times New Roman"/>
+          <w:highlight w:val="green"/>
         </w:rPr>
         <w:t>.2</w:t>
       </w:r>
       <w:r>
         <w:rPr>
           <w:rFonts w:ascii="Times New Roman" w:eastAsia="Times New Roman" w:hAnsi="Times New Roman" w:cs="Times New Roman"/>
+          <w:highlight w:val="green"/>
         </w:rPr>
-        <w:t xml:space="preserve">]заключен договор залога №  [0005] от </w:t>
+        <w:t>]</w:t>
       </w:r>
       <w:r>
         <w:rPr>
           <w:rFonts w:ascii="Times New Roman" w:eastAsia="Times New Roman" w:hAnsi="Times New Roman" w:cs="Times New Roman"/>
+          <w:highlight w:val="green"/>
         </w:rPr>
         <w:t xml:space="preserve"> </w:t>
       </w:r>
       <w:r>
         <w:rPr>
           <w:rFonts w:ascii="Times New Roman" w:eastAsia="Times New Roman" w:hAnsi="Times New Roman" w:cs="Times New Roman"/>
+          <w:highlight w:val="green"/>
+        </w:rPr>
+        <w:t xml:space="preserve">заключен договор залога №  [0005] от </w:t>
+      </w:r>
+      <w:r>
+        <w:rPr>
+          <w:rFonts w:ascii="Times New Roman" w:eastAsia="Times New Roman" w:hAnsi="Times New Roman" w:cs="Times New Roman"/>
+          <w:highlight w:val="green"/>
+        </w:rPr>
+        <w:t xml:space="preserve"> </w:t>
+      </w:r>
+      <w:r>
+        <w:rPr>
+          <w:rFonts w:ascii="Times New Roman" w:eastAsia="Times New Roman" w:hAnsi="Times New Roman" w:cs="Times New Roman"/>
+          <w:highlight w:val="green"/>
         </w:rPr>
         <w:t>[0006]  согласно которому должник передает в залог [</w:t>
       </w:r>
@@ -687,14 +717,22 @@
         <w:rPr>
           <w:rStyle w:val="afb"/>
           <w:rFonts w:ascii="Times New Roman" w:hAnsi="Times New Roman" w:cs="Times New Roman"/>
+          <w:highlight w:val="green"/>
         </w:rPr>
         <w:t>1221]</w:t>
       </w:r>
       <w:r>
         <w:rPr>
           <w:rFonts w:ascii="Times New Roman" w:eastAsia="Times New Roman" w:hAnsi="Times New Roman" w:cs="Times New Roman"/>
+          <w:highlight w:val="green"/>
         </w:rPr>
-        <w:t xml:space="preserve">  Залоговая стоимость предмета залога - [0007]  рублей.</w:t>
+        <w:t xml:space="preserve">  Залоговая стоимость предмета залога - [0007]  рублей</w:t>
+      </w:r>
+      <w:r>
+        <w:rPr>
+          <w:rFonts w:ascii="Times New Roman" w:eastAsia="Times New Roman" w:hAnsi="Times New Roman" w:cs="Times New Roman"/>
+        </w:rPr>
+        <w:t>.</w:t>
       </w:r>
     </w:p>
     <w:p>
@@ -1313,26 +1351,14 @@
           <w:rFonts w:ascii="Times New Roman" w:hAnsi="Times New Roman" w:cs="Times New Roman"/>
         </w:rPr>
       </w:pPr>
-      <w:r>
-        <w:rPr>
-          <w:rFonts w:ascii="Times New Roman" w:hAnsi="Times New Roman" w:cs="Times New Roman"/>
-        </w:rPr>
-        <w:t>Включить требование «[989]» (ИНН [991], ОГРН [990], адрес регистрации: [988])  в размере [12] руб</w:t>
-      </w:r>
       <w:proofErr w:type="gramStart"/>
       <w:r>
         <w:rPr>
           <w:rFonts w:ascii="Times New Roman" w:hAnsi="Times New Roman" w:cs="Times New Roman"/>
         </w:rPr>
-        <w:t>., и</w:t>
+        <w:t>Включить требование «[989]» (ИНН [991], ОГРН [990], адрес регистрации: [988])  в размере [12] руб., из которых: [13] руб. – просроченный основной долг, [14] руб. - просроченные проценты, [15] руб. - неустойка, из них: как обеспеченные залогом – [0007] руб.</w:t>
       </w:r>
       <w:proofErr w:type="gramEnd"/>
-      <w:r>
-        <w:rPr>
-          <w:rFonts w:ascii="Times New Roman" w:hAnsi="Times New Roman" w:cs="Times New Roman"/>
-        </w:rPr>
-        <w:t>з которых: [13] руб. – просроченный основной долг, [14] руб. - просроченные проценты, [15] руб. - неустойка, из них: как обеспеченные залогом – [0007] руб.</w:t>
-      </w:r>
     </w:p>
     <w:p>
       <w:pPr>

--- a/Templates/Залог/Реализация/Реализация ВКЛ Залог.docx
+++ b/Templates/Залог/Реализация/Реализация ВКЛ Залог.docx
@@ -31,7 +31,21 @@
         <w:rPr>
           <w:rFonts w:ascii="Times New Roman" w:eastAsia="Times New Roman" w:hAnsi="Times New Roman" w:cs="Times New Roman"/>
         </w:rPr>
-        <w:t>344 002 г. Ростов-на-Дону, ул. Станиславского, 10/11-13</w:t>
+        <w:t xml:space="preserve">344 002 г. </w:t>
+      </w:r>
+      <w:proofErr w:type="spellStart"/>
+      <w:r>
+        <w:rPr>
+          <w:rFonts w:ascii="Times New Roman" w:eastAsia="Times New Roman" w:hAnsi="Times New Roman" w:cs="Times New Roman"/>
+        </w:rPr>
+        <w:t>Ростов</w:t>
+      </w:r>
+      <w:proofErr w:type="spellEnd"/>
+      <w:r>
+        <w:rPr>
+          <w:rFonts w:ascii="Times New Roman" w:eastAsia="Times New Roman" w:hAnsi="Times New Roman" w:cs="Times New Roman"/>
+        </w:rPr>
+        <w:t>-на-Дону, ул. Станиславского, 10/11-13</w:t>
       </w:r>
     </w:p>
     <w:p>
@@ -41,6 +55,7 @@
         <w:jc w:val="center"/>
         <w:rPr>
           <w:rFonts w:ascii="Times New Roman" w:hAnsi="Times New Roman" w:cs="Times New Roman"/>
+          <w:lang w:val="en-US"/>
         </w:rPr>
       </w:pPr>
       <w:r>
@@ -53,6 +68,7 @@
       <w:r>
         <w:rPr>
           <w:rFonts w:ascii="Times New Roman" w:eastAsia="Times New Roman" w:hAnsi="Times New Roman" w:cs="Times New Roman"/>
+          <w:lang w:val="en-US"/>
         </w:rPr>
         <w:t>://</w:t>
       </w:r>
@@ -66,6 +82,7 @@
       <w:r>
         <w:rPr>
           <w:rFonts w:ascii="Times New Roman" w:eastAsia="Times New Roman" w:hAnsi="Times New Roman" w:cs="Times New Roman"/>
+          <w:lang w:val="en-US"/>
         </w:rPr>
         <w:t>.</w:t>
       </w:r>
@@ -79,6 +96,7 @@
       <w:r>
         <w:rPr>
           <w:rFonts w:ascii="Times New Roman" w:eastAsia="Times New Roman" w:hAnsi="Times New Roman" w:cs="Times New Roman"/>
+          <w:lang w:val="en-US"/>
         </w:rPr>
         <w:t>.</w:t>
       </w:r>
@@ -92,6 +110,7 @@
       <w:r>
         <w:rPr>
           <w:rFonts w:ascii="Times New Roman" w:eastAsia="Times New Roman" w:hAnsi="Times New Roman" w:cs="Times New Roman"/>
+          <w:lang w:val="en-US"/>
         </w:rPr>
         <w:t>.</w:t>
       </w:r>
@@ -105,8 +124,22 @@
       <w:r>
         <w:rPr>
           <w:rFonts w:ascii="Times New Roman" w:eastAsia="Times New Roman" w:hAnsi="Times New Roman" w:cs="Times New Roman"/>
-        </w:rPr>
-        <w:t>; е-</w:t>
+          <w:lang w:val="en-US"/>
+        </w:rPr>
+        <w:t xml:space="preserve">; </w:t>
+      </w:r>
+      <w:r>
+        <w:rPr>
+          <w:rFonts w:ascii="Times New Roman" w:eastAsia="Times New Roman" w:hAnsi="Times New Roman" w:cs="Times New Roman"/>
+        </w:rPr>
+        <w:t>е</w:t>
+      </w:r>
+      <w:r>
+        <w:rPr>
+          <w:rFonts w:ascii="Times New Roman" w:eastAsia="Times New Roman" w:hAnsi="Times New Roman" w:cs="Times New Roman"/>
+          <w:lang w:val="en-US"/>
+        </w:rPr>
+        <w:t>-</w:t>
       </w:r>
       <w:r>
         <w:rPr>
@@ -118,6 +151,7 @@
       <w:r>
         <w:rPr>
           <w:rFonts w:ascii="Times New Roman" w:eastAsia="Times New Roman" w:hAnsi="Times New Roman" w:cs="Times New Roman"/>
+          <w:lang w:val="en-US"/>
         </w:rPr>
         <w:t xml:space="preserve">: </w:t>
       </w:r>
@@ -131,6 +165,7 @@
       <w:r>
         <w:rPr>
           <w:rFonts w:ascii="Times New Roman" w:eastAsia="Times New Roman" w:hAnsi="Times New Roman" w:cs="Times New Roman"/>
+          <w:lang w:val="en-US"/>
         </w:rPr>
         <w:t>@</w:t>
       </w:r>
@@ -144,6 +179,7 @@
       <w:r>
         <w:rPr>
           <w:rFonts w:ascii="Times New Roman" w:eastAsia="Times New Roman" w:hAnsi="Times New Roman" w:cs="Times New Roman"/>
+          <w:lang w:val="en-US"/>
         </w:rPr>
         <w:t>.</w:t>
       </w:r>
@@ -157,6 +193,7 @@
       <w:r>
         <w:rPr>
           <w:rFonts w:ascii="Times New Roman" w:eastAsia="Times New Roman" w:hAnsi="Times New Roman" w:cs="Times New Roman"/>
+          <w:lang w:val="en-US"/>
         </w:rPr>
         <w:t>.</w:t>
       </w:r>
@@ -175,6 +212,7 @@
         <w:jc w:val="center"/>
         <w:rPr>
           <w:rFonts w:ascii="Times New Roman" w:hAnsi="Times New Roman" w:cs="Times New Roman"/>
+          <w:lang w:val="en-US"/>
         </w:rPr>
       </w:pPr>
     </w:p>
@@ -253,7 +291,21 @@
               <w:rPr>
                 <w:rFonts w:ascii="Times New Roman" w:eastAsia="Times New Roman" w:hAnsi="Times New Roman" w:cs="Times New Roman"/>
               </w:rPr>
-              <w:t>г. Ростов-на-Дону</w:t>
+              <w:t xml:space="preserve">г. </w:t>
+            </w:r>
+            <w:proofErr w:type="spellStart"/>
+            <w:r>
+              <w:rPr>
+                <w:rFonts w:ascii="Times New Roman" w:eastAsia="Times New Roman" w:hAnsi="Times New Roman" w:cs="Times New Roman"/>
+              </w:rPr>
+              <w:t>Ростов</w:t>
+            </w:r>
+            <w:proofErr w:type="spellEnd"/>
+            <w:r>
+              <w:rPr>
+                <w:rFonts w:ascii="Times New Roman" w:eastAsia="Times New Roman" w:hAnsi="Times New Roman" w:cs="Times New Roman"/>
+              </w:rPr>
+              <w:t>-на-Дону</w:t>
             </w:r>
           </w:p>
           <w:p>
@@ -386,8 +438,16 @@
         <w:rPr>
           <w:rFonts w:ascii="Times New Roman" w:hAnsi="Times New Roman" w:cs="Times New Roman"/>
         </w:rPr>
-        <w:t>при ведении протокола судебного заседания секретарем судебного заседания [29] ,</w:t>
+        <w:t>при ведении протокола судебного заседания секретарем судебного заседания [29</w:t>
       </w:r>
+      <w:proofErr w:type="gramStart"/>
+      <w:r>
+        <w:rPr>
+          <w:rFonts w:ascii="Times New Roman" w:hAnsi="Times New Roman" w:cs="Times New Roman"/>
+        </w:rPr>
+        <w:t>] ,</w:t>
+      </w:r>
+      <w:proofErr w:type="gramEnd"/>
     </w:p>
     <w:p>
       <w:pPr>
@@ -447,7 +507,21 @@
         <w:rPr>
           <w:rFonts w:ascii="Times New Roman" w:eastAsia="Times New Roman" w:hAnsi="Times New Roman" w:cs="Times New Roman"/>
         </w:rPr>
-        <w:t xml:space="preserve">] (дата рождения:  [3],  ИНН  [4], СНИЛС [5], место регистрации: </w:t>
+        <w:t xml:space="preserve">] (дата </w:t>
+      </w:r>
+      <w:proofErr w:type="gramStart"/>
+      <w:r>
+        <w:rPr>
+          <w:rFonts w:ascii="Times New Roman" w:eastAsia="Times New Roman" w:hAnsi="Times New Roman" w:cs="Times New Roman"/>
+        </w:rPr>
+        <w:t>рождения:  [</w:t>
+      </w:r>
+      <w:proofErr w:type="gramEnd"/>
+      <w:r>
+        <w:rPr>
+          <w:rFonts w:ascii="Times New Roman" w:eastAsia="Times New Roman" w:hAnsi="Times New Roman" w:cs="Times New Roman"/>
+        </w:rPr>
+        <w:t xml:space="preserve">3],  ИНН  [4], СНИЛС [5], место регистрации: </w:t>
       </w:r>
       <w:r>
         <w:rPr>
@@ -499,7 +573,21 @@
         <w:rPr>
           <w:rFonts w:ascii="Times New Roman" w:eastAsia="Times New Roman" w:hAnsi="Times New Roman" w:cs="Times New Roman"/>
         </w:rPr>
-        <w:t xml:space="preserve">] признан несостоятельным (банкротом), введена процедура, применяемая в деле о банкротстве граждан – реализация имущества, финансовым управляющим утвержден  [8] из числа членов саморегулируемой организации – </w:t>
+        <w:t xml:space="preserve">] признан несостоятельным (банкротом), введена процедура, применяемая в деле о банкротстве граждан – реализация имущества, финансовым управляющим </w:t>
+      </w:r>
+      <w:proofErr w:type="gramStart"/>
+      <w:r>
+        <w:rPr>
+          <w:rFonts w:ascii="Times New Roman" w:eastAsia="Times New Roman" w:hAnsi="Times New Roman" w:cs="Times New Roman"/>
+        </w:rPr>
+        <w:t>утвержден  [</w:t>
+      </w:r>
+      <w:proofErr w:type="gramEnd"/>
+      <w:r>
+        <w:rPr>
+          <w:rFonts w:ascii="Times New Roman" w:eastAsia="Times New Roman" w:hAnsi="Times New Roman" w:cs="Times New Roman"/>
+        </w:rPr>
+        <w:t xml:space="preserve">8] из числа членов саморегулируемой организации – </w:t>
       </w:r>
       <w:r>
         <w:rPr>
@@ -527,13 +615,27 @@
         <w:rPr>
           <w:rFonts w:ascii="Times New Roman" w:eastAsia="Times New Roman" w:hAnsi="Times New Roman" w:cs="Times New Roman"/>
         </w:rPr>
-        <w:t xml:space="preserve">Сведения о признании должника банкротом и введении процедуры реструктуризации долгов опубликованы на сайте ЕФРСБ сообщение  </w:t>
+        <w:t xml:space="preserve">Сведения о признании должника банкротом и введении процедуры реструктуризации долгов опубликованы на сайте ЕФРСБ </w:t>
+      </w:r>
+      <w:proofErr w:type="gramStart"/>
+      <w:r>
+        <w:rPr>
+          <w:rFonts w:ascii="Times New Roman" w:eastAsia="Times New Roman" w:hAnsi="Times New Roman" w:cs="Times New Roman"/>
+        </w:rPr>
+        <w:t xml:space="preserve">сообщение  </w:t>
       </w:r>
       <w:r>
         <w:rPr>
           <w:rFonts w:ascii="Times New Roman" w:eastAsia="Times New Roman" w:hAnsi="Times New Roman" w:cs="Times New Roman"/>
         </w:rPr>
-        <w:t>[11]</w:t>
+        <w:t>[</w:t>
+      </w:r>
+      <w:proofErr w:type="gramEnd"/>
+      <w:r>
+        <w:rPr>
+          <w:rFonts w:ascii="Times New Roman" w:eastAsia="Times New Roman" w:hAnsi="Times New Roman" w:cs="Times New Roman"/>
+        </w:rPr>
+        <w:t>11]</w:t>
       </w:r>
       <w:r>
         <w:rPr>
@@ -625,7 +727,14 @@
           <w:rFonts w:ascii="Times New Roman" w:eastAsia="Times New Roman" w:hAnsi="Times New Roman" w:cs="Times New Roman"/>
           <w:highlight w:val="green"/>
         </w:rPr>
-        <w:t>.2</w:t>
+        <w:t>.</w:t>
+      </w:r>
+      <w:r>
+        <w:rPr>
+          <w:rFonts w:ascii="Times New Roman" w:eastAsia="Times New Roman" w:hAnsi="Times New Roman" w:cs="Times New Roman"/>
+          <w:highlight w:val="green"/>
+        </w:rPr>
+        <w:t>3</w:t>
       </w:r>
       <w:r>
         <w:rPr>
@@ -646,7 +755,23 @@
           <w:rFonts w:ascii="Times New Roman" w:eastAsia="Times New Roman" w:hAnsi="Times New Roman" w:cs="Times New Roman"/>
           <w:highlight w:val="green"/>
         </w:rPr>
-        <w:t xml:space="preserve">заключен договор залога №  [0005] от </w:t>
+        <w:t xml:space="preserve">заключен договор залога </w:t>
+      </w:r>
+      <w:proofErr w:type="gramStart"/>
+      <w:r>
+        <w:rPr>
+          <w:rFonts w:ascii="Times New Roman" w:eastAsia="Times New Roman" w:hAnsi="Times New Roman" w:cs="Times New Roman"/>
+          <w:highlight w:val="green"/>
+        </w:rPr>
+        <w:t>№  [</w:t>
+      </w:r>
+      <w:proofErr w:type="gramEnd"/>
+      <w:r>
+        <w:rPr>
+          <w:rFonts w:ascii="Times New Roman" w:eastAsia="Times New Roman" w:hAnsi="Times New Roman" w:cs="Times New Roman"/>
+          <w:highlight w:val="green"/>
+        </w:rPr>
+        <w:t xml:space="preserve">0005] от </w:t>
       </w:r>
       <w:r>
         <w:rPr>
@@ -697,7 +822,21 @@
         <w:rPr>
           <w:rFonts w:ascii="Times New Roman" w:eastAsia="Times New Roman" w:hAnsi="Times New Roman" w:cs="Times New Roman"/>
         </w:rPr>
-        <w:t>Поскольку Ответчик обязательства по своевременному погашению кредита и процентов исполнял ненадлежащим образом, образовалась просроченная задолженность в размере  [12] руб., из которых:  [13] руб.</w:t>
+        <w:t xml:space="preserve">Поскольку Ответчик обязательства по своевременному погашению кредита и процентов исполнял ненадлежащим образом, образовалась просроченная задолженность в </w:t>
+      </w:r>
+      <w:proofErr w:type="gramStart"/>
+      <w:r>
+        <w:rPr>
+          <w:rFonts w:ascii="Times New Roman" w:eastAsia="Times New Roman" w:hAnsi="Times New Roman" w:cs="Times New Roman"/>
+        </w:rPr>
+        <w:t>размере  [</w:t>
+      </w:r>
+      <w:proofErr w:type="gramEnd"/>
+      <w:r>
+        <w:rPr>
+          <w:rFonts w:ascii="Times New Roman" w:eastAsia="Times New Roman" w:hAnsi="Times New Roman" w:cs="Times New Roman"/>
+        </w:rPr>
+        <w:t>12] руб., из которых:  [13] руб.</w:t>
       </w:r>
       <w:r>
         <w:rPr>
@@ -1125,7 +1264,21 @@
         <w:rPr>
           <w:rFonts w:ascii="Times New Roman" w:eastAsia="Times New Roman" w:hAnsi="Times New Roman" w:cs="Times New Roman"/>
         </w:rPr>
-        <w:t xml:space="preserve">Из материалов дела следует, что право залогодержателя на удовлетворение его требований за счет залогового имущества возникло на основании кредитного договоров, договора залога № [0005] от  [0006]. </w:t>
+        <w:t xml:space="preserve">Из материалов дела следует, что право залогодержателя на удовлетворение его требований за счет залогового имущества возникло на основании кредитного договоров, договора залога № [0005] </w:t>
+      </w:r>
+      <w:proofErr w:type="gramStart"/>
+      <w:r>
+        <w:rPr>
+          <w:rFonts w:ascii="Times New Roman" w:eastAsia="Times New Roman" w:hAnsi="Times New Roman" w:cs="Times New Roman"/>
+        </w:rPr>
+        <w:t>от  [</w:t>
+      </w:r>
+      <w:proofErr w:type="gramEnd"/>
+      <w:r>
+        <w:rPr>
+          <w:rFonts w:ascii="Times New Roman" w:eastAsia="Times New Roman" w:hAnsi="Times New Roman" w:cs="Times New Roman"/>
+        </w:rPr>
+        <w:t xml:space="preserve">0006]. </w:t>
       </w:r>
     </w:p>
     <w:p>
@@ -1242,7 +1395,21 @@
         <w:rPr>
           <w:rFonts w:ascii="Times New Roman" w:hAnsi="Times New Roman" w:cs="Times New Roman"/>
         </w:rPr>
-        <w:t>Включить требование «[989]» (ИНН [991], ОГРН [990], адрес регистрации: [988])  в размере [12] руб., из которых: [13] руб. – просроченный основной долг, [14] руб. - просроченные проценты, [15] руб. - неустойка, из них: как обеспеченные залогом – [0007] руб.</w:t>
+        <w:t>Включить требование «[989]» (ИНН [991], ОГРН [990], адрес регистрации: [988</w:t>
+      </w:r>
+      <w:proofErr w:type="gramStart"/>
+      <w:r>
+        <w:rPr>
+          <w:rFonts w:ascii="Times New Roman" w:hAnsi="Times New Roman" w:cs="Times New Roman"/>
+        </w:rPr>
+        <w:t>])  в</w:t>
+      </w:r>
+      <w:proofErr w:type="gramEnd"/>
+      <w:r>
+        <w:rPr>
+          <w:rFonts w:ascii="Times New Roman" w:hAnsi="Times New Roman" w:cs="Times New Roman"/>
+        </w:rPr>
+        <w:t xml:space="preserve"> размере [12] руб., из которых: [13] руб. – просроченный основной долг, [14] руб. - просроченные проценты, [15] руб. - неустойка, из них: как обеспеченные залогом – [0007] руб.</w:t>
       </w:r>
     </w:p>
     <w:p>
@@ -1304,7 +1471,6 @@
       <w:r>
         <w:rPr>
           <w:rFonts w:ascii="Times New Roman" w:hAnsi="Times New Roman" w:cs="Times New Roman"/>
-          <w:lang w:val="en-US"/>
         </w:rPr>
         <w:t>1</w:t>
       </w:r>
@@ -1722,7 +1888,7 @@
     <w:lsdException w:name="Table Web 2" w:semiHidden="1" w:unhideWhenUsed="1"/>
     <w:lsdException w:name="Table Web 3" w:semiHidden="1" w:unhideWhenUsed="1"/>
     <w:lsdException w:name="Balloon Text" w:semiHidden="1" w:unhideWhenUsed="1"/>
-    <w:lsdException w:name="Table Grid" w:semiHidden="1" w:uiPriority="59" w:unhideWhenUsed="1"/>
+    <w:lsdException w:name="Table Grid" w:uiPriority="59"/>
     <w:lsdException w:name="Table Theme" w:semiHidden="1" w:unhideWhenUsed="1"/>
     <w:lsdException w:name="Placeholder Text" w:semiHidden="1"/>
     <w:lsdException w:name="No Spacing" w:uiPriority="1" w:qFormat="1"/>

--- a/Templates/Залог/Реализация/Реализация ВКЛ Залог.docx
+++ b/Templates/Залог/Реализация/Реализация ВКЛ Залог.docx
@@ -8,6 +8,66 @@
         <w:contextualSpacing/>
         <w:jc w:val="center"/>
         <w:rPr>
+          <w:rFonts w:ascii="Times New Roman" w:eastAsia="Times New Roman" w:hAnsi="Times New Roman" w:cs="Times New Roman"/>
+        </w:rPr>
+      </w:pPr>
+      <w:r>
+        <w:rPr>
+          <w:noProof/>
+        </w:rPr>
+        <w:drawing>
+          <wp:inline distT="0" distB="0" distL="0" distR="0" wp14:anchorId="45297F7C" wp14:editId="640C9063">
+            <wp:extent cx="638095" cy="628571"/>
+            <wp:effectExtent l="0" t="0" r="0" b="635"/>
+            <wp:docPr id="1" name="Рисунок 1"/>
+            <wp:cNvGraphicFramePr>
+              <a:graphicFrameLocks xmlns:a="http://schemas.openxmlformats.org/drawingml/2006/main" noChangeAspect="1"/>
+            </wp:cNvGraphicFramePr>
+            <a:graphic xmlns:a="http://schemas.openxmlformats.org/drawingml/2006/main">
+              <a:graphicData uri="http://schemas.openxmlformats.org/drawingml/2006/picture">
+                <pic:pic xmlns:pic="http://schemas.openxmlformats.org/drawingml/2006/picture">
+                  <pic:nvPicPr>
+                    <pic:cNvPr id="1" name=""/>
+                    <pic:cNvPicPr/>
+                  </pic:nvPicPr>
+                  <pic:blipFill>
+                    <a:blip r:embed="rId6"/>
+                    <a:stretch>
+                      <a:fillRect/>
+                    </a:stretch>
+                  </pic:blipFill>
+                  <pic:spPr>
+                    <a:xfrm>
+                      <a:off x="0" y="0"/>
+                      <a:ext cx="638095" cy="628571"/>
+                    </a:xfrm>
+                    <a:prstGeom prst="rect">
+                      <a:avLst/>
+                    </a:prstGeom>
+                  </pic:spPr>
+                </pic:pic>
+              </a:graphicData>
+            </a:graphic>
+          </wp:inline>
+        </w:drawing>
+      </w:r>
+    </w:p>
+    <w:p>
+      <w:pPr>
+        <w:spacing w:line="240" w:lineRule="auto"/>
+        <w:contextualSpacing/>
+        <w:jc w:val="center"/>
+        <w:rPr>
+          <w:rFonts w:ascii="Times New Roman" w:eastAsia="Times New Roman" w:hAnsi="Times New Roman" w:cs="Times New Roman"/>
+        </w:rPr>
+      </w:pPr>
+    </w:p>
+    <w:p>
+      <w:pPr>
+        <w:spacing w:line="240" w:lineRule="auto"/>
+        <w:contextualSpacing/>
+        <w:jc w:val="center"/>
+        <w:rPr>
           <w:rFonts w:ascii="Times New Roman" w:hAnsi="Times New Roman" w:cs="Times New Roman"/>
         </w:rPr>
       </w:pPr>
@@ -31,21 +91,7 @@
         <w:rPr>
           <w:rFonts w:ascii="Times New Roman" w:eastAsia="Times New Roman" w:hAnsi="Times New Roman" w:cs="Times New Roman"/>
         </w:rPr>
-        <w:t xml:space="preserve">344 002 г. </w:t>
-      </w:r>
-      <w:proofErr w:type="spellStart"/>
-      <w:r>
-        <w:rPr>
-          <w:rFonts w:ascii="Times New Roman" w:eastAsia="Times New Roman" w:hAnsi="Times New Roman" w:cs="Times New Roman"/>
-        </w:rPr>
-        <w:t>Ростов</w:t>
-      </w:r>
-      <w:proofErr w:type="spellEnd"/>
-      <w:r>
-        <w:rPr>
-          <w:rFonts w:ascii="Times New Roman" w:eastAsia="Times New Roman" w:hAnsi="Times New Roman" w:cs="Times New Roman"/>
-        </w:rPr>
-        <w:t>-на-Дону, ул. Станиславского, 10/11-13</w:t>
+        <w:t>344 002 г. Ростов-на-Дону, ул. Станиславского, 10/11-13</w:t>
       </w:r>
     </w:p>
     <w:p>
@@ -55,7 +101,6 @@
         <w:jc w:val="center"/>
         <w:rPr>
           <w:rFonts w:ascii="Times New Roman" w:hAnsi="Times New Roman" w:cs="Times New Roman"/>
-          <w:lang w:val="en-US"/>
         </w:rPr>
       </w:pPr>
       <w:r>
@@ -68,7 +113,6 @@
       <w:r>
         <w:rPr>
           <w:rFonts w:ascii="Times New Roman" w:eastAsia="Times New Roman" w:hAnsi="Times New Roman" w:cs="Times New Roman"/>
-          <w:lang w:val="en-US"/>
         </w:rPr>
         <w:t>://</w:t>
       </w:r>
@@ -82,7 +126,6 @@
       <w:r>
         <w:rPr>
           <w:rFonts w:ascii="Times New Roman" w:eastAsia="Times New Roman" w:hAnsi="Times New Roman" w:cs="Times New Roman"/>
-          <w:lang w:val="en-US"/>
         </w:rPr>
         <w:t>.</w:t>
       </w:r>
@@ -96,7 +139,6 @@
       <w:r>
         <w:rPr>
           <w:rFonts w:ascii="Times New Roman" w:eastAsia="Times New Roman" w:hAnsi="Times New Roman" w:cs="Times New Roman"/>
-          <w:lang w:val="en-US"/>
         </w:rPr>
         <w:t>.</w:t>
       </w:r>
@@ -110,7 +152,6 @@
       <w:r>
         <w:rPr>
           <w:rFonts w:ascii="Times New Roman" w:eastAsia="Times New Roman" w:hAnsi="Times New Roman" w:cs="Times New Roman"/>
-          <w:lang w:val="en-US"/>
         </w:rPr>
         <w:t>.</w:t>
       </w:r>
@@ -124,7 +165,6 @@
       <w:r>
         <w:rPr>
           <w:rFonts w:ascii="Times New Roman" w:eastAsia="Times New Roman" w:hAnsi="Times New Roman" w:cs="Times New Roman"/>
-          <w:lang w:val="en-US"/>
         </w:rPr>
         <w:t xml:space="preserve">; </w:t>
       </w:r>
@@ -137,7 +177,6 @@
       <w:r>
         <w:rPr>
           <w:rFonts w:ascii="Times New Roman" w:eastAsia="Times New Roman" w:hAnsi="Times New Roman" w:cs="Times New Roman"/>
-          <w:lang w:val="en-US"/>
         </w:rPr>
         <w:t>-</w:t>
       </w:r>
@@ -151,7 +190,6 @@
       <w:r>
         <w:rPr>
           <w:rFonts w:ascii="Times New Roman" w:eastAsia="Times New Roman" w:hAnsi="Times New Roman" w:cs="Times New Roman"/>
-          <w:lang w:val="en-US"/>
         </w:rPr>
         <w:t xml:space="preserve">: </w:t>
       </w:r>
@@ -165,7 +203,6 @@
       <w:r>
         <w:rPr>
           <w:rFonts w:ascii="Times New Roman" w:eastAsia="Times New Roman" w:hAnsi="Times New Roman" w:cs="Times New Roman"/>
-          <w:lang w:val="en-US"/>
         </w:rPr>
         <w:t>@</w:t>
       </w:r>
@@ -179,7 +216,6 @@
       <w:r>
         <w:rPr>
           <w:rFonts w:ascii="Times New Roman" w:eastAsia="Times New Roman" w:hAnsi="Times New Roman" w:cs="Times New Roman"/>
-          <w:lang w:val="en-US"/>
         </w:rPr>
         <w:t>.</w:t>
       </w:r>
@@ -193,7 +229,6 @@
       <w:r>
         <w:rPr>
           <w:rFonts w:ascii="Times New Roman" w:eastAsia="Times New Roman" w:hAnsi="Times New Roman" w:cs="Times New Roman"/>
-          <w:lang w:val="en-US"/>
         </w:rPr>
         <w:t>.</w:t>
       </w:r>
@@ -212,7 +247,6 @@
         <w:jc w:val="center"/>
         <w:rPr>
           <w:rFonts w:ascii="Times New Roman" w:hAnsi="Times New Roman" w:cs="Times New Roman"/>
-          <w:lang w:val="en-US"/>
         </w:rPr>
       </w:pPr>
     </w:p>
@@ -291,21 +325,7 @@
               <w:rPr>
                 <w:rFonts w:ascii="Times New Roman" w:eastAsia="Times New Roman" w:hAnsi="Times New Roman" w:cs="Times New Roman"/>
               </w:rPr>
-              <w:t xml:space="preserve">г. </w:t>
-            </w:r>
-            <w:proofErr w:type="spellStart"/>
-            <w:r>
-              <w:rPr>
-                <w:rFonts w:ascii="Times New Roman" w:eastAsia="Times New Roman" w:hAnsi="Times New Roman" w:cs="Times New Roman"/>
-              </w:rPr>
-              <w:t>Ростов</w:t>
-            </w:r>
-            <w:proofErr w:type="spellEnd"/>
-            <w:r>
-              <w:rPr>
-                <w:rFonts w:ascii="Times New Roman" w:eastAsia="Times New Roman" w:hAnsi="Times New Roman" w:cs="Times New Roman"/>
-              </w:rPr>
-              <w:t>-на-Дону</w:t>
+              <w:t>г. Ростов-на-Дону</w:t>
             </w:r>
           </w:p>
           <w:p>
@@ -438,16 +458,8 @@
         <w:rPr>
           <w:rFonts w:ascii="Times New Roman" w:hAnsi="Times New Roman" w:cs="Times New Roman"/>
         </w:rPr>
-        <w:t>при ведении протокола судебного заседания секретарем судебного заседания [29</w:t>
+        <w:t>при ведении протокола судебного заседания секретарем судебного заседания [29],</w:t>
       </w:r>
-      <w:proofErr w:type="gramStart"/>
-      <w:r>
-        <w:rPr>
-          <w:rFonts w:ascii="Times New Roman" w:hAnsi="Times New Roman" w:cs="Times New Roman"/>
-        </w:rPr>
-        <w:t>] ,</w:t>
-      </w:r>
-      <w:proofErr w:type="gramEnd"/>
     </w:p>
     <w:p>
       <w:pPr>
@@ -507,33 +519,7 @@
         <w:rPr>
           <w:rFonts w:ascii="Times New Roman" w:eastAsia="Times New Roman" w:hAnsi="Times New Roman" w:cs="Times New Roman"/>
         </w:rPr>
-        <w:t xml:space="preserve">] (дата </w:t>
-      </w:r>
-      <w:proofErr w:type="gramStart"/>
-      <w:r>
-        <w:rPr>
-          <w:rFonts w:ascii="Times New Roman" w:eastAsia="Times New Roman" w:hAnsi="Times New Roman" w:cs="Times New Roman"/>
-        </w:rPr>
-        <w:t>рождения:  [</w:t>
-      </w:r>
-      <w:proofErr w:type="gramEnd"/>
-      <w:r>
-        <w:rPr>
-          <w:rFonts w:ascii="Times New Roman" w:eastAsia="Times New Roman" w:hAnsi="Times New Roman" w:cs="Times New Roman"/>
-        </w:rPr>
-        <w:t xml:space="preserve">3],  ИНН  [4], СНИЛС [5], место регистрации: </w:t>
-      </w:r>
-      <w:r>
-        <w:rPr>
-          <w:rFonts w:ascii="Times New Roman" w:eastAsia="Times New Roman" w:hAnsi="Times New Roman" w:cs="Times New Roman"/>
-        </w:rPr>
-        <w:t xml:space="preserve"> </w:t>
-      </w:r>
-      <w:r>
-        <w:rPr>
-          <w:rFonts w:ascii="Times New Roman" w:eastAsia="Times New Roman" w:hAnsi="Times New Roman" w:cs="Times New Roman"/>
-        </w:rPr>
-        <w:t>[6])</w:t>
+        <w:t>] (дата рождения: [3], ИНН [4], СНИЛС [5], место регистрации: [6])</w:t>
       </w:r>
     </w:p>
     <w:p>
@@ -573,21 +559,7 @@
         <w:rPr>
           <w:rFonts w:ascii="Times New Roman" w:eastAsia="Times New Roman" w:hAnsi="Times New Roman" w:cs="Times New Roman"/>
         </w:rPr>
-        <w:t xml:space="preserve">] признан несостоятельным (банкротом), введена процедура, применяемая в деле о банкротстве граждан – реализация имущества, финансовым управляющим </w:t>
-      </w:r>
-      <w:proofErr w:type="gramStart"/>
-      <w:r>
-        <w:rPr>
-          <w:rFonts w:ascii="Times New Roman" w:eastAsia="Times New Roman" w:hAnsi="Times New Roman" w:cs="Times New Roman"/>
-        </w:rPr>
-        <w:t>утвержден  [</w:t>
-      </w:r>
-      <w:proofErr w:type="gramEnd"/>
-      <w:r>
-        <w:rPr>
-          <w:rFonts w:ascii="Times New Roman" w:eastAsia="Times New Roman" w:hAnsi="Times New Roman" w:cs="Times New Roman"/>
-        </w:rPr>
-        <w:t xml:space="preserve">8] из числа членов саморегулируемой организации – </w:t>
+        <w:t xml:space="preserve">] признан несостоятельным (банкротом), введена процедура, применяемая в деле о банкротстве граждан – реализация имущества, финансовым управляющим утвержден [8] из числа членов саморегулируемой организации – </w:t>
       </w:r>
       <w:r>
         <w:rPr>
@@ -615,27 +587,19 @@
         <w:rPr>
           <w:rFonts w:ascii="Times New Roman" w:eastAsia="Times New Roman" w:hAnsi="Times New Roman" w:cs="Times New Roman"/>
         </w:rPr>
-        <w:t xml:space="preserve">Сведения о признании должника банкротом и введении процедуры реструктуризации долгов опубликованы на сайте ЕФРСБ </w:t>
-      </w:r>
-      <w:proofErr w:type="gramStart"/>
-      <w:r>
-        <w:rPr>
-          <w:rFonts w:ascii="Times New Roman" w:eastAsia="Times New Roman" w:hAnsi="Times New Roman" w:cs="Times New Roman"/>
-        </w:rPr>
-        <w:t xml:space="preserve">сообщение  </w:t>
+        <w:t xml:space="preserve">Сведения о признании должника банкротом и введении процедуры реструктуризации долгов опубликованы на сайте ЕФРСБ сообщение </w:t>
       </w:r>
       <w:r>
         <w:rPr>
           <w:rFonts w:ascii="Times New Roman" w:eastAsia="Times New Roman" w:hAnsi="Times New Roman" w:cs="Times New Roman"/>
         </w:rPr>
-        <w:t>[</w:t>
+        <w:t>[11]</w:t>
       </w:r>
-      <w:proofErr w:type="gramEnd"/>
       <w:r>
         <w:rPr>
           <w:rFonts w:ascii="Times New Roman" w:eastAsia="Times New Roman" w:hAnsi="Times New Roman" w:cs="Times New Roman"/>
         </w:rPr>
-        <w:t>11]</w:t>
+        <w:t xml:space="preserve"> </w:t>
       </w:r>
       <w:r>
         <w:rPr>
@@ -755,23 +719,7 @@
           <w:rFonts w:ascii="Times New Roman" w:eastAsia="Times New Roman" w:hAnsi="Times New Roman" w:cs="Times New Roman"/>
           <w:highlight w:val="green"/>
         </w:rPr>
-        <w:t xml:space="preserve">заключен договор залога </w:t>
-      </w:r>
-      <w:proofErr w:type="gramStart"/>
-      <w:r>
-        <w:rPr>
-          <w:rFonts w:ascii="Times New Roman" w:eastAsia="Times New Roman" w:hAnsi="Times New Roman" w:cs="Times New Roman"/>
-          <w:highlight w:val="green"/>
-        </w:rPr>
-        <w:t>№  [</w:t>
-      </w:r>
-      <w:proofErr w:type="gramEnd"/>
-      <w:r>
-        <w:rPr>
-          <w:rFonts w:ascii="Times New Roman" w:eastAsia="Times New Roman" w:hAnsi="Times New Roman" w:cs="Times New Roman"/>
-          <w:highlight w:val="green"/>
-        </w:rPr>
-        <w:t xml:space="preserve">0005] от </w:t>
+        <w:t xml:space="preserve">заключен договор залога №  [0005] от </w:t>
       </w:r>
       <w:r>
         <w:rPr>
@@ -822,21 +770,7 @@
         <w:rPr>
           <w:rFonts w:ascii="Times New Roman" w:eastAsia="Times New Roman" w:hAnsi="Times New Roman" w:cs="Times New Roman"/>
         </w:rPr>
-        <w:t xml:space="preserve">Поскольку Ответчик обязательства по своевременному погашению кредита и процентов исполнял ненадлежащим образом, образовалась просроченная задолженность в </w:t>
-      </w:r>
-      <w:proofErr w:type="gramStart"/>
-      <w:r>
-        <w:rPr>
-          <w:rFonts w:ascii="Times New Roman" w:eastAsia="Times New Roman" w:hAnsi="Times New Roman" w:cs="Times New Roman"/>
-        </w:rPr>
-        <w:t>размере  [</w:t>
-      </w:r>
-      <w:proofErr w:type="gramEnd"/>
-      <w:r>
-        <w:rPr>
-          <w:rFonts w:ascii="Times New Roman" w:eastAsia="Times New Roman" w:hAnsi="Times New Roman" w:cs="Times New Roman"/>
-        </w:rPr>
-        <w:t>12] руб., из которых:  [13] руб.</w:t>
+        <w:t>Поскольку Ответчик обязательства по своевременному погашению кредита и процентов исполнял ненадлежащим образом, образовалась просроченная задолженность в размере [12] руб., из которых: [13] руб.</w:t>
       </w:r>
       <w:r>
         <w:rPr>
@@ -920,7 +854,14 @@
         <w:rPr>
           <w:rFonts w:ascii="Times New Roman" w:eastAsia="Times New Roman" w:hAnsi="Times New Roman" w:cs="Times New Roman"/>
         </w:rPr>
-        <w:t>В соответствии со статьей 819 Гражданского кодекса Российской Федерации по кредитному договору банк или иная кредитная организация (кредитор) обязуются предоставить денежные средства (кредит) заемщику в размере и на условиях, предусмотренных договором, а заемщик обязуется возвратить полученную денежную сумму и уплатить проценты за пользование ею, а также предусмотренные кредитным договором иные платежи, в том числе связанные с предоставлением кредита.</w:t>
+        <w:t xml:space="preserve">В соответствии со статьей 819 Гражданского кодекса Российской Федерации по кредитному договору банк или иная кредитная организация (кредитор) обязуются предоставить денежные средства (кредит) заемщику в размере и на условиях, предусмотренных договором, а заемщик обязуется возвратить полученную денежную сумму и уплатить проценты за пользование </w:t>
+      </w:r>
+      <w:r>
+        <w:rPr>
+          <w:rFonts w:ascii="Times New Roman" w:eastAsia="Times New Roman" w:hAnsi="Times New Roman" w:cs="Times New Roman"/>
+        </w:rPr>
+        <w:lastRenderedPageBreak/>
+        <w:t>ею, а также предусмотренные кредитным договором иные платежи, в том числе связанные с предоставлением кредита.</w:t>
       </w:r>
     </w:p>
     <w:p>
@@ -936,14 +877,7 @@
         <w:rPr>
           <w:rFonts w:ascii="Times New Roman" w:eastAsia="Times New Roman" w:hAnsi="Times New Roman" w:cs="Times New Roman"/>
         </w:rPr>
-        <w:t xml:space="preserve">В случае предоставления кредита гражданину в целях, не связанных с осуществлением предпринимательской деятельности (в том числе кредита, обязательства заемщика по которому </w:t>
-      </w:r>
-      <w:r>
-        <w:rPr>
-          <w:rFonts w:ascii="Times New Roman" w:eastAsia="Times New Roman" w:hAnsi="Times New Roman" w:cs="Times New Roman"/>
-        </w:rPr>
-        <w:lastRenderedPageBreak/>
-        <w:t>обеспечены ипотекой), ограничения, случаи и особенности взимания иных платежей, указанных в абзаце первом настоящего пункта, определяются законом о потребительском кредите (займе).</w:t>
+        <w:t>В случае предоставления кредита гражданину в целях, не связанных с осуществлением предпринимательской деятельности (в том числе кредита, обязательства заемщика по которому обеспечены ипотекой), ограничения, случаи и особенности взимания иных платежей, указанных в абзаце первом настоящего пункта, определяются законом о потребительском кредите (займе).</w:t>
       </w:r>
     </w:p>
     <w:p>
@@ -1151,7 +1085,14 @@
         <w:rPr>
           <w:rFonts w:ascii="Times New Roman" w:eastAsia="Times New Roman" w:hAnsi="Times New Roman" w:cs="Times New Roman"/>
         </w:rPr>
-        <w:t>В пункте 1 постановления Пленума Высшего Арбитражного Суда Российской Федерации от 23.07.2009 № 58 "О некоторых вопросах, связанных с удовлетворением требований залогодержателя при банкротстве залогодателя" разъяснено, что при рассмотрении вопроса об установлении и включении в реестр требований конкурсных кредиторов, обеспеченных залогом имущества должника (далее - залоговых кредиторов), судам необходимо учитывать следующее.</w:t>
+        <w:t xml:space="preserve">В пункте 1 постановления Пленума Высшего Арбитражного Суда Российской Федерации от 23.07.2009 № 58 "О некоторых вопросах, связанных с удовлетворением требований </w:t>
+      </w:r>
+      <w:r>
+        <w:rPr>
+          <w:rFonts w:ascii="Times New Roman" w:eastAsia="Times New Roman" w:hAnsi="Times New Roman" w:cs="Times New Roman"/>
+        </w:rPr>
+        <w:lastRenderedPageBreak/>
+        <w:t>залогодержателя при банкротстве залогодателя" разъяснено, что при рассмотрении вопроса об установлении и включении в реестр требований конкурсных кредиторов, обеспеченных залогом имущества должника (далее - залоговых кредиторов), судам необходимо учитывать следующее.</w:t>
       </w:r>
     </w:p>
     <w:p>
@@ -1167,7 +1108,6 @@
         <w:rPr>
           <w:rFonts w:ascii="Times New Roman" w:eastAsia="Times New Roman" w:hAnsi="Times New Roman" w:cs="Times New Roman"/>
         </w:rPr>
-        <w:lastRenderedPageBreak/>
         <w:t>Если судом не рассматривалось ранее требование залогодержателя об обращении взыскания на заложенное имущество, то суд при установлении требований кредитора проверяет, возникло ли право залогодержателя в установленном порядке (имеется ли надлежащий договор о залоге, наступили ли обстоятельства, влекущие возникновение залога в силу закона), не прекратилось ли оно по основаниям, предусмотренным законодательством, имеется ли у должника заложенное имущество в натуре (сохраняется ли возможность обращения взыскания на него).</w:t>
       </w:r>
     </w:p>
@@ -1264,21 +1204,7 @@
         <w:rPr>
           <w:rFonts w:ascii="Times New Roman" w:eastAsia="Times New Roman" w:hAnsi="Times New Roman" w:cs="Times New Roman"/>
         </w:rPr>
-        <w:t xml:space="preserve">Из материалов дела следует, что право залогодержателя на удовлетворение его требований за счет залогового имущества возникло на основании кредитного договоров, договора залога № [0005] </w:t>
-      </w:r>
-      <w:proofErr w:type="gramStart"/>
-      <w:r>
-        <w:rPr>
-          <w:rFonts w:ascii="Times New Roman" w:eastAsia="Times New Roman" w:hAnsi="Times New Roman" w:cs="Times New Roman"/>
-        </w:rPr>
-        <w:t>от  [</w:t>
-      </w:r>
-      <w:proofErr w:type="gramEnd"/>
-      <w:r>
-        <w:rPr>
-          <w:rFonts w:ascii="Times New Roman" w:eastAsia="Times New Roman" w:hAnsi="Times New Roman" w:cs="Times New Roman"/>
-        </w:rPr>
-        <w:t xml:space="preserve">0006]. </w:t>
+        <w:t xml:space="preserve">Из материалов дела следует, что право залогодержателя на удовлетворение его требований за счет залогового имущества возникло на основании кредитного договоров, договора залога № [0005] от  [0006]. </w:t>
       </w:r>
     </w:p>
     <w:p>
@@ -1395,21 +1321,8 @@
         <w:rPr>
           <w:rFonts w:ascii="Times New Roman" w:hAnsi="Times New Roman" w:cs="Times New Roman"/>
         </w:rPr>
-        <w:t>Включить требование «[989]» (ИНН [991], ОГРН [990], адрес регистрации: [988</w:t>
-      </w:r>
-      <w:proofErr w:type="gramStart"/>
-      <w:r>
-        <w:rPr>
-          <w:rFonts w:ascii="Times New Roman" w:hAnsi="Times New Roman" w:cs="Times New Roman"/>
-        </w:rPr>
-        <w:t>])  в</w:t>
-      </w:r>
-      <w:proofErr w:type="gramEnd"/>
-      <w:r>
-        <w:rPr>
-          <w:rFonts w:ascii="Times New Roman" w:hAnsi="Times New Roman" w:cs="Times New Roman"/>
-        </w:rPr>
-        <w:t xml:space="preserve"> размере [12] руб., из которых: [13] руб. – просроченный основной долг, [14] руб. - просроченные проценты, [15] руб. - неустойка, из них: как обеспеченные залогом – [0007] руб.</w:t>
+        <w:lastRenderedPageBreak/>
+        <w:t>Включить требование «[989]» (ИНН [991], ОГРН [990], адрес регистрации: [988]) в размере [12] руб., из которых: [13] руб. – просроченный основной долг, [14] руб. - просроченные проценты, [15] руб. - неустойка, из них: как обеспеченные залогом – [0007] руб.</w:t>
       </w:r>
     </w:p>
     <w:p>
@@ -1425,7 +1338,6 @@
         <w:rPr>
           <w:rFonts w:ascii="Times New Roman" w:hAnsi="Times New Roman" w:cs="Times New Roman"/>
         </w:rPr>
-        <w:lastRenderedPageBreak/>
         <w:t>В соответствии с пунктом 3 статьи 137 Федерального закона от 26.10.2002 № 127-ФЗ «О несостоятельности (банкротст</w:t>
       </w:r>
       <w:r>
